--- a/example_articles/occupations/Administrative-Clerical/4.occupations_Administrative-Clerical_Other_publisher.docx
+++ b/example_articles/occupations/Administrative-Clerical/4.occupations_Administrative-Clerical_Other_publisher.docx
@@ -7,7 +7,7 @@
         <w:pStyle w:val="Heading1"/>
       </w:pPr>
       <w:r>
-        <w:t>FAMILY ASSETS; Gene Sit, who instilled his passion for investing into five of his six children, has proved that investment firms don't have to be huge to do well for their customers.</w:t>
+        <w:t>PHOOEY TO PHEAA</w:t>
       </w:r>
     </w:p>
     <w:p>
@@ -17,17 +17,17 @@
     </w:p>
     <w:p>
       <w:r>
-        <w:t>Date: 2006-10-30</w:t>
+        <w:t>Date: 2005-08-22</w:t>
       </w:r>
     </w:p>
     <w:p>
       <w:r>
-        <w:t>Section: BUSINESS INSIDER; Pg. 1D; ON BUSINESS</w:t>
+        <w:t>Section: EDITORIAL,; LETTERS TO THE EDITOR</w:t>
       </w:r>
     </w:p>
     <w:p>
       <w:r>
-        <w:t>Source file: Other publishers/Files (500) (27).DOCX</w:t>
+        <w:t>Source file: Other publishers/Files (500) (31).DOCX</w:t>
       </w:r>
     </w:p>
     <w:p>
@@ -49,85 +49,17 @@
     </w:p>
     <w:p>
       <w:r>
-        <w:t>Gene Sit, who came to America as a penniless kid in 1947, was holding court the other night at the Edina Country Club.</w:t>
+        <w:t>Regarding "PHEAA Execs Get Big Payout" (Aug. 16): Do the math! Just how many associate degrees at local community colleges for needy Pennsylvania students could be paid for with $1 million -- the amount on bonuses for executives spent by the state's student loan agency this July?</w:t>
         <w:br/>
-        <w:t>A few hundred folks he has helped make wealthy over the years listened intently as Sit presided over the 25th anniversary celebration for his firm, Sit Investments Associates. The conservative Sit is aghast at a government that has run hundreds of billions in the red during an economic recovery, and a citizenry that can't seem to save a buck anymore.</w:t>
+        <w:t xml:space="preserve"> And since when should any executive for such a state agency earn more than twice the salary of the state's governor?</w:t>
         <w:br/>
-        <w:t>He's also worried about the latest Wall Street trends, the greed driving short-term-oriented hedge funds and the slipshod ethics of dozens of chief executives and their boards who've been caught up in the latest compensation-related scandal at the top of the capitalist pyramid.</w:t>
+        <w:t>This is intolerable. Who is responsible for making such decisions? It's getting harder and harder for working-class families to qualify for state aid and student loans.</w:t>
         <w:br/>
-        <w:t>"When you are in a position of responsibility you owe to your customers, investors and the public a high degree of integrity and trust," he said. "Some didn't meet a minimum standard."</w:t>
+        <w:t xml:space="preserve"> If they have extra money left over in the budget, rather than award large bonuses to administrative "fat cats," hold a lottery (among applicants for financial aid) and award the money in $5,000 grants for needy students.</w:t>
         <w:br/>
-        <w:t>In nearly a half-century as an analyst and investor, Sit has made a few bad investment calls. Some clients walked out when his growth funds were tanking during the 2000-02 stock market decline. But he's got a reputation as a straight shooter. And he's lived the American dream without a lot of fanfare.</w:t>
+        <w:t xml:space="preserve"> KATHLEEN SABOL</w:t>
         <w:br/>
-        <w:t>"He has an immense, deep feeling of gratitude to this country," said former Gov. Arne Carlson, a friend and chairman of the board of directors at the rival Ameriprise Funds. "He's an extraordinary community leader who has not been in the limelight. He's an entrepreneur who did well and shared with the community."</w:t>
-        <w:br/>
-        <w:t>Sit, 68, left a cushy job and six-figure payday at the former IDS Financial Services to pool $1 million - most of it his own money - to start his own company in 1981, the last year of a harsh bear market. Today, the 75-person, $7 billion-asset firm is an established boutique that has posted solid long-term returns among its several mutual funds and hundreds of private accounts. Sit has proven that a smaller operator still can thrive on the strength of a good reputation, performance and service.</w:t>
-        <w:br/>
-        <w:t>In 2000, as its growth-oriented stock portfolios zoomed, Sit Investments was courted by larger money managers offering up to $300 million for the firm, which had capital of less than $100 million.</w:t>
-        <w:br/>
-        <w:t>"It's probably worth less than that now," quipped Sit, whose family owns about two-thirds of the firm. "But I still have a passion for this, to invest money, to meet the best and brightest in every field. And this business can keep you humble."</w:t>
-        <w:br/>
-        <w:t>In short, Sit Investments is not for sale.</w:t>
-        <w:br/>
-        <w:t>Sit's love of the business is shared by five of his six children who have joined Sit Investments over the years:</w:t>
-        <w:br/>
-        <w:t>Roger, 44, a onetime Air Force officer and Goldman Sachs executive who returned to Minneapolis in 1998, was named president of the firm a few months ago.</w:t>
-        <w:br/>
-        <w:t>Ron, 47, is a veteran consumer-company analyst. Debra, 46, is a bond-investment portfolio manager at a shop where two-thirds of the assets are invested in fixed-income securities. Ray, 41, is an analyst for Sit's international portfolios. Rob, 37, is a technology-stock analyst.</w:t>
-        <w:br/>
-        <w:t>Richard, Rob's twin, is the "black sheep" - he holds a doctorate in computer science and works for IBM.</w:t>
-        <w:br/>
-        <w:t>There's also a healthy contingent of non-family members at the firm, including Peter Mitchelson, an understated stock strategist who left IDS with Sit in 1981, and Mike Brilley, the veteran head of the fixed-income department who runs several government-bond funds that have been Morningstar five-star performers over the years.</w:t>
-        <w:br/>
-        <w:t>Whether you plunk $1 million or so into a private account or $2,500 into a mutual fund at Sit, one thing's for sure: You are investing right along with the owners and top management.</w:t>
-        <w:br/>
-        <w:t>Most of the Sit family's assets are at work there, too. Gene Sit and his family, as well as other executives, in addition to about $100 million in accrued capital own about 10 percent of the $1.4 billion in mutual funds run by the company.</w:t>
-        <w:br/>
-        <w:t>"We put our money where our mouth is," Roger Sit said.</w:t>
-        <w:br/>
-        <w:t>The composite private portfolios run by Sit generally outperform their peer group, according to an analysis provided by Frank Russell Co. And most of the growth-stock funds are above-average performers over the past decade, according to Morningstar. The Sit international and technology funds have lagged behind their peer groups.</w:t>
-        <w:br/>
-        <w:t>On balance, Morningstar rates the mutual fund family performance a respectable 3.6 on a 5-point scale.</w:t>
-        <w:br/>
-        <w:t>Roger, the last Sit kid to enter the business, is an even-keeled engineer and manager who worked on a space-missile system in the 1980s. He was the consensus pick to succeed Gene as president.</w:t>
-        <w:br/>
-        <w:t>"My father recommended me, and I have a little more interest in managing than the others, and my skill set lends itself to being a manager," Roger Sit said. "Fortunately, we get along. We have our differences. But, ultimately, there is only one president."</w:t>
-        <w:br/>
-        <w:t>Gene Sit remains chief investment officer and chairman of the investment committee.</w:t>
-        <w:br/>
-        <w:t>"Our compensation is skewed toward how you do for our clients' portfolio [over the long-term]," Gene Sit said. "We all have the same criteria, whether family or not."</w:t>
-        <w:br/>
-        <w:t>The Sit children usually started out as clerks or in other bottom-rung jobs, particularly in the early years when Gene was paying himself a tenth of his IDS compensation and struggling to help with their college education.</w:t>
-        <w:br/>
-        <w:t>The kids still defer in public to their father, but everybody gets a say when it comes to picking stocks and bonds.</w:t>
-        <w:br/>
-        <w:t>"I always say that I prefer a committee of one," Roger Sit quipped. "But everyone is an expert in their given area of responsibility, whether energy stocks or Asia. Everyone is valued. We're also smart enough to know that we don't know everything."</w:t>
-        <w:br/>
-        <w:t>Gene Sit was born to landowning parents in southern China. His family dodged Japanese troops during World War II. He was kidnapped as a 7-year-old boy and held for several months with his brother until they were released for ransom. Sit and his brother came to America just ahead of the Communist revolution that swept China in 1949 and outlawed private property.</w:t>
-        <w:br/>
-        <w:t>Sit's father, who was 63 when Gene was born, died penniless in the United States, leaving his son in the care of working-class Arkansas relatives.</w:t>
-        <w:br/>
-        <w:t>Gene was a good student in the Arkansas public schools and won a scholarship to DePaul University in Chicago. He worked for several pension funds before joining IDS in 1968, where he helped start a couple of flagship stock funds. Sit pioneered the firm's investments in Asia when he bought Sony stock in Japan in 1969.</w:t>
-        <w:br/>
-        <w:t>He returned to China in 1979 and has been a regular hunter of investments and art there, with some of the artwork adorning the Sit offices in the IDS Center.</w:t>
-        <w:br/>
-        <w:t>"In 1979, nobody in China had any money," he recalled. "Now they own billions of U.S. debt. And I've been outbid at art auctions by Chinese! They have a lot of money."</w:t>
-        <w:br/>
-        <w:t>Sit still jogs around his Edina neighborhood. And he still gets excited analyzing the economy and picking stocks. He's enjoyed becoming a millionaire, and a philanthropist.</w:t>
-        <w:br/>
-        <w:t>Sit and his wife, Gail, spearheaded the Minnesotans' Military Appreciation Fund. It makes grants to Minnesotans who've served in combat zones since Sept. 11, 2001, and to the families of those wounded or killed. Sit also has been a benefactor of numerous charities. He has served the boards of the Minnesota Orchestra, the Minneapolis Institute of Arts and Carleton College.</w:t>
-        <w:br/>
-        <w:t>"We embrace this community because we've been very fortunate," he said. "This community has been good to us."</w:t>
-        <w:br/>
-        <w:t>Neal St. Anthony - 612-673-7144 - nstanthony@startribune.com</w:t>
-        <w:br/>
-        <w:br/>
-        <w:t>Graphic</w:t>
-        <w:br/>
-        <w:br/>
-        <w:t xml:space="preserve"> </w:t>
-        <w:br/>
-        <w:t>PHOTO</w:t>
+        <w:t xml:space="preserve"> Cranberry</w:t>
       </w:r>
     </w:p>
     <w:sectPr>

--- a/example_articles/occupations/Administrative-Clerical/4.occupations_Administrative-Clerical_Other_publisher.docx
+++ b/example_articles/occupations/Administrative-Clerical/4.occupations_Administrative-Clerical_Other_publisher.docx
@@ -7,7 +7,7 @@
         <w:pStyle w:val="Heading1"/>
       </w:pPr>
       <w:r>
-        <w:t>PHOOEY TO PHEAA</w:t>
+        <w:t>JOHN UPDIKE BOXES HIMSELF INTO A FAMILIAR CORNERWHEN WRITING ABOUT RELATIONSHIPS</w:t>
       </w:r>
     </w:p>
     <w:p>
@@ -17,22 +17,22 @@
     </w:p>
     <w:p>
       <w:r>
-        <w:t>Date: 2005-08-22</w:t>
+        <w:t>Date: 2004-10-17</w:t>
       </w:r>
     </w:p>
     <w:p>
       <w:r>
-        <w:t>Section: EDITORIAL,; LETTERS TO THE EDITOR</w:t>
+        <w:t>Section: ARTS and ENTERTAINMENT,</w:t>
       </w:r>
     </w:p>
     <w:p>
       <w:r>
-        <w:t>Source file: Other publishers/Files (500) (31).DOCX</w:t>
+        <w:t>Source file: Other publishers/Files (500) (22).DOCX</w:t>
       </w:r>
     </w:p>
     <w:p>
       <w:r>
-        <w:t>Raw occupations result, 'occupations': ['Administrative/Clerical']</w:t>
+        <w:t>Raw occupations result, 'occupations': ['Other: working-class parents (unspecified)', 'Other: computer/software writer/entrepreneur (ground-floor of computers, IBM, launched firm)']</w:t>
       </w:r>
     </w:p>
     <w:p>
@@ -49,17 +49,85 @@
     </w:p>
     <w:p>
       <w:r>
-        <w:t>Regarding "PHEAA Execs Get Big Payout" (Aug. 16): Do the math! Just how many associate degrees at local community colleges for needy Pennsylvania students could be paid for with $1 million -- the amount on bonuses for executives spent by the state's student loan agency this July?</w:t>
+        <w:t>"VILLAGES"</w:t>
         <w:br/>
-        <w:t xml:space="preserve"> And since when should any executive for such a state agency earn more than twice the salary of the state's governor?</w:t>
+        <w:t xml:space="preserve"> By John Updike</w:t>
         <w:br/>
-        <w:t>This is intolerable. Who is responsible for making such decisions? It's getting harder and harder for working-class families to qualify for state aid and student loans.</w:t>
+        <w:t xml:space="preserve"> Knopf ($25)</w:t>
         <w:br/>
-        <w:t xml:space="preserve"> If they have extra money left over in the budget, rather than award large bonuses to administrative "fat cats," hold a lottery (among applicants for financial aid) and award the money in $5,000 grants for needy students.</w:t>
+        <w:t xml:space="preserve"> Literary theorists from John Crowe Ransom to the recently late Jacques Derrida insist that fiction is not autobiographical, but we ordinary readers know better.</w:t>
         <w:br/>
-        <w:t xml:space="preserve"> KATHLEEN SABOL</w:t>
+        <w:t xml:space="preserve"> Tobias Wolff calls it "the illusion of the central position," that we are always the main character in the story, no matter who or what it's supposed to be about.</w:t>
         <w:br/>
-        <w:t xml:space="preserve"> Cranberry</w:t>
+        <w:t xml:space="preserve"> What to make, then, of Owen Mackenzie, yet another version of the pale WASP hero found in the novels of John Updike?</w:t>
+        <w:br/>
+        <w:t xml:space="preserve"> Here in his 21st novel, the hero has a resume that might have been drawn from the details of the author's own life.</w:t>
+        <w:br/>
+        <w:t>Born the only child of working-class parents in a small town in Eastern Pennsylvania during the Depression, our hero wins a scholarship to a prestigious university in Boston, where he does well, finds a wife, works in New York, then moves to New England.</w:t>
+        <w:br/>
+        <w:t xml:space="preserve"> There, both his vocation and his sex life flourish. He fathers four children, leaves his first wife for another woman and spends his old age reflecting, in ever confusing moments, on his life.</w:t>
+        <w:br/>
+        <w:t xml:space="preserve"> Mackenzie's also a writer -- of computer software, though grounded in the binary world, a job that requires creativity and imagination.</w:t>
+        <w:br/>
+        <w:t xml:space="preserve"> Let's leave these similarities behind and hunt for the soul of this story of a particular life at a particular time in America.</w:t>
+        <w:br/>
+        <w:t xml:space="preserve"> Armed with a math degree from MIT in the early 1950s, Mackenzie starts on the ground floor of computers, moves through the pioneering days of IBM, then with a partner, launches his own firm in a small Connecticut town.</w:t>
+        <w:br/>
+        <w:t xml:space="preserve"> As the digital era advances, so does the firm and Mackenzie's fortunes.</w:t>
+        <w:br/>
+        <w:t xml:space="preserve"> This journey presents Updike with the opportunity to re-create the cultural and social changes in America from the 1930s to the present, revisiting the same territory he covered in his earlier novels but with a new perspective.</w:t>
+        <w:br/>
+        <w:t xml:space="preserve"> It's an insightful and efficient travelogue set in the various villages where his hero has lived. For Updike, the principal change in America is a loss of community:</w:t>
+        <w:br/>
+        <w:t xml:space="preserve"> "There are fewer and fewer somewheres in America, and more and more anywheres, strung out along numbered highways. Even those who live along the highway do not always know its number."</w:t>
+        <w:br/>
+        <w:t xml:space="preserve"> Mackenzie is aware of these small communities he has called home, from the Pennsylvania hamlet to a New England outpost of old houses and empty factories.</w:t>
+        <w:br/>
+        <w:t xml:space="preserve"> "It is a mad thing, to be alive. Villages exist to moderate this madness -- to hide it from our children, to bottle it for private use, to smooth its imperatives into habits, to protect us from the darkness without and the darkness within," observes the narrator.</w:t>
+        <w:br/>
+        <w:t xml:space="preserve"> For the good of this novel, it would be nice if Mackenzie reflects this "madness" of living, but instead he moves unconsciously through its pages, little understanding the sexual compulsion that drives him.</w:t>
+        <w:br/>
+        <w:t xml:space="preserve"> Only as an old man does he see "as if looking down into a suddenly illuminated well that his charmed life has been a long torrent of fear, desire, ambition and guilt."</w:t>
+        <w:br/>
+        <w:t xml:space="preserve"> Once settled in his Connecticut haven, he had become a serial adulterer, aided by a collection of pliant women, married and single, who inexplicably found him attractive.</w:t>
+        <w:br/>
+        <w:t xml:space="preserve"> His family fades in meaning, his marriage dissolves and ends in tragedy. The experience leaves him even more numb than before.</w:t>
+        <w:br/>
+        <w:t xml:space="preserve"> Updike, among all novelists, is the most unromantic about the male-female relationship. He totes up the sights, sounds and smells of the human body and leaves the workings of the heart to others.</w:t>
+        <w:br/>
+        <w:t xml:space="preserve"> It's all biology, he believes. "Their bodies knew they would make great babies," comments the narrator in a bad Hemingway parody.</w:t>
+        <w:br/>
+        <w:t xml:space="preserve"> As a writer, Updike has never been comfortable creating female characters, finding it easier to describe their sexual organs than their psyches. Things are unchanged here.</w:t>
+        <w:br/>
+        <w:t xml:space="preserve"> This is a book all about a man who beds women by the score, regardless of the consequences.</w:t>
+        <w:br/>
+        <w:t xml:space="preserve"> Mackenzie ponders that "sex is a programmed delirium that rolls back death with death's own substance; it is the black space between the stars given sweet substance in our veins and crevices."</w:t>
+        <w:br/>
+        <w:t xml:space="preserve"> So, it's either biology or the hard-wiring installed in our computer brains that explain our lives.</w:t>
+        <w:br/>
+        <w:t xml:space="preserve"> "Let's just do it" is the command that has allowed Mackenzie "to enter into a realm wherein his own mysterious existence needed no explaining."</w:t>
+        <w:br/>
+        <w:t xml:space="preserve"> Isn't it the job of a novelist to explain the mystery of our existence, or at least to try?</w:t>
+        <w:br/>
+        <w:t xml:space="preserve"> For all his ruminations on the American soul in a career spanning five decades, Updike has concluded that the mystery is no mystery at all.</w:t>
+        <w:br/>
+        <w:t xml:space="preserve"> Just do it.</w:t>
+        <w:br/>
+        <w:t xml:space="preserve"> Knopf ($25)</w:t>
+        <w:br/>
+        <w:br/>
+        <w:t>Notes</w:t>
+        <w:br/>
+        <w:br/>
+        <w:t xml:space="preserve">Post-Gazette book editor Bob Hoover can be reached at bhoover@post-gazette.com or 412-263-1634. COLUMN&gt;BOOK REVIEW /COLUMN&gt;  </w:t>
+        <w:br/>
+        <w:br/>
+        <w:t>Graphic</w:t>
+        <w:br/>
+        <w:br/>
+        <w:t xml:space="preserve"> </w:t>
+        <w:br/>
+        <w:t>DRAWING: Ted Crow/Post-Gazette</w:t>
       </w:r>
     </w:p>
     <w:sectPr>

--- a/example_articles/occupations/Administrative-Clerical/4.occupations_Administrative-Clerical_Other_publisher.docx
+++ b/example_articles/occupations/Administrative-Clerical/4.occupations_Administrative-Clerical_Other_publisher.docx
@@ -7,7 +7,7 @@
         <w:pStyle w:val="Heading1"/>
       </w:pPr>
       <w:r>
-        <w:t>JOHN UPDIKE BOXES HIMSELF INTO A FAMILIAR CORNERWHEN WRITING ABOUT RELATIONSHIPS</w:t>
+        <w:t>Bay often feels like an outsider</w:t>
       </w:r>
     </w:p>
     <w:p>
@@ -17,22 +17,22 @@
     </w:p>
     <w:p>
       <w:r>
-        <w:t>Date: 2004-10-17</w:t>
+        <w:t>Date: 2005-07-21</w:t>
       </w:r>
     </w:p>
     <w:p>
       <w:r>
-        <w:t>Section: ARTS and ENTERTAINMENT,</w:t>
+        <w:t>Section: LIFE;; MOVIES</w:t>
       </w:r>
     </w:p>
     <w:p>
       <w:r>
-        <w:t>Source file: Other publishers/Files (500) (22).DOCX</w:t>
+        <w:t>Source file: Other publishers/Files (500) (21).DOCX</w:t>
       </w:r>
     </w:p>
     <w:p>
       <w:r>
-        <w:t>Raw occupations result, 'occupations': ['Other: working-class parents (unspecified)', 'Other: computer/software writer/entrepreneur (ground-floor of computers, IBM, launched firm)']</w:t>
+        <w:t>Raw occupations result, 'occupations': ['Administrative/Clerical']</w:t>
       </w:r>
     </w:p>
     <w:p>
@@ -49,77 +49,61 @@
     </w:p>
     <w:p>
       <w:r>
-        <w:t>"VILLAGES"</w:t>
+        <w:t>Michael Bay's heroes never seem to belong. And neither, he says, does he.</w:t>
         <w:br/>
-        <w:t xml:space="preserve"> By John Updike</w:t>
+        <w:t>In his new sci-fi adventure, The Island, Ewan McGregor and Scarlett Johansson star as two childlike clones who escape from an underground prison where they are raised like cattle to provide organ donations.</w:t>
         <w:br/>
-        <w:t xml:space="preserve"> Knopf ($25)</w:t>
+        <w:t>Once loose, their naivete keeps them apart from the rest of the population as they fight the military, scientists and their own doubles.</w:t>
         <w:br/>
-        <w:t xml:space="preserve"> Literary theorists from John Crowe Ransom to the recently late Jacques Derrida insist that fiction is not autobiographical, but we ordinary readers know better.</w:t>
+        <w:t>"You always want to see the little guy stick it to the system," Bay says.</w:t>
         <w:br/>
-        <w:t xml:space="preserve"> Tobias Wolff calls it "the illusion of the central position," that we are always the main character in the story, no matter who or what it's supposed to be about.</w:t>
+        <w:t>As the adopted son of working-class parents in Los Angeles, he says he has rarely fit in at school, work or in the minds of critics. His villains -- in real life and onscreen in movies like Armageddon, The Rock and Bad Boys -- are the snobs and the privileged.</w:t>
         <w:br/>
-        <w:t xml:space="preserve"> What to make, then, of Owen Mackenzie, yet another version of the pale WASP hero found in the novels of John Updike?</w:t>
+        <w:t>Despite his steady stream of blockbusters over the past 10 years, he lacks the acclaim of many of his contemporaries and is still trying to prove himself as something more than just a director of chaotic action.</w:t>
         <w:br/>
-        <w:t xml:space="preserve"> Here in his 21st novel, the hero has a resume that might have been drawn from the details of the author's own life.</w:t>
+        <w:t>As a kid, he lived for a time in a home once occupied by Robert Redford. He discovered this after finding a trunk full of the star's old report cards, a baseball mitt and other items. It wasn't the kind of a connection that would get a kid a break in Hollywood.</w:t>
         <w:br/>
-        <w:t>Born the only child of working-class parents in a small town in Eastern Pennsylvania during the Depression, our hero wins a scholarship to a prestigious university in Boston, where he does well, finds a wife, works in New York, then moves to New England.</w:t>
+        <w:t>"It's a small world, and they try to keep people outside the fence," he says. But a neighbor got him a job working as a clerk for LucasFilm, filing old storyboards for Raiders of the Lost Ark and directions on how to build Yoda's house for The Empire Strikes Back.</w:t>
         <w:br/>
-        <w:t xml:space="preserve"> There, both his vocation and his sex life flourish. He fathers four children, leaves his first wife for another woman and spends his old age reflecting, in ever confusing moments, on his life.</w:t>
+        <w:t>Ironically, Bay would later learn he might be the biological son of a Hollywood icon: the late director John Frankenheimer (The Manchurian Candidate), who told the Los Angeles Times in 2001 that he had a relationship with Bay's birth mother but said paternity tests in the early 1980s (before the advent of modern DNA tests) showed he wasn't the father.</w:t>
         <w:br/>
-        <w:t xml:space="preserve"> Mackenzie's also a writer -- of computer software, though grounded in the binary world, a job that requires creativity and imagination.</w:t>
+        <w:t>Bay says he has decided to stop talking about the matter, but it's still a sore point. "I think being an adopted kid has some effect on things. I'm still trying to analyze what that is," he says.</w:t>
         <w:br/>
-        <w:t xml:space="preserve"> Let's leave these similarities behind and hunt for the soul of this story of a particular life at a particular time in America.</w:t>
+        <w:t>At Wesleyan University, Bay was the wild child of the film school.</w:t>
         <w:br/>
-        <w:t xml:space="preserve"> Armed with a math degree from MIT in the early 1950s, Mackenzie starts on the ground floor of computers, moves through the pioneering days of IBM, then with a partner, launches his own firm in a small Connecticut town.</w:t>
+        <w:t>"I was an outsider because I was in a fraternity, I played sports. And everybody in the film program wore dark clothes, and they were doing the really slow, very suffering movies. Mine was more like a little Miami Vice," he says, laughing.</w:t>
         <w:br/>
-        <w:t xml:space="preserve"> As the digital era advances, so does the firm and Mackenzie's fortunes.</w:t>
+        <w:t>When he graduated, he tried to get into the prestigious film school at the University of Southern California but was rejected. He wrote to George Lucas, a revered graduate of the program, and reminded him that he worked for him as a teenager. He asked Lucas to ask USC to reconsider.</w:t>
         <w:br/>
-        <w:t xml:space="preserve"> This journey presents Updike with the opportunity to re-create the cultural and social changes in America from the 1930s to the present, revisiting the same territory he covered in his earlier novels but with a new perspective.</w:t>
+        <w:t>A few months later, Bay was accepted. Then, after getting the school to change its mind, he rejected the offer -- answering the earlier snub with one of his own. "I didn't like the attitude there," he says.</w:t>
         <w:br/>
-        <w:t xml:space="preserve"> It's an insightful and efficient travelogue set in the various villages where his hero has lived. For Updike, the principal change in America is a loss of community:</w:t>
+        <w:t>He got his break directing a Donny Osmond video, then made such memorable commercials as the "Aaron Burr" Got Milk? promo and assorted Victoria's Secret ads before his feature debut with 1995's Bad Boys.</w:t>
         <w:br/>
-        <w:t xml:space="preserve"> "There are fewer and fewer somewheres in America, and more and more anywheres, strung out along numbered highways. Even those who live along the highway do not always know its number."</w:t>
+        <w:t>On set, "he requires that you stretch your imagination while working," Johansson says. "He'll say things like, 'I know this shot doesn't seem to fit anywhere, and you think we're not going to use it, but bear with me because I have this sequence in mind.'"</w:t>
         <w:br/>
-        <w:t xml:space="preserve"> Mackenzie is aware of these small communities he has called home, from the Pennsylvania hamlet to a New England outpost of old houses and empty factories.</w:t>
+        <w:t>Next up is a live-action version of The Transformers, based on the 1980s toys that shifted shapes from robots to race cars and jets. After that, he says, he'd like to make something without explosions.</w:t>
         <w:br/>
-        <w:t xml:space="preserve"> "It is a mad thing, to be alive. Villages exist to moderate this madness -- to hide it from our children, to bottle it for private use, to smooth its imperatives into habits, to protect us from the darkness without and the darkness within," observes the narrator.</w:t>
+        <w:t>"You grow and try to get better with every movie," he says. "I'm personally tired of action. I'm tired of shooting it, for a while. But (studios) keep wanting to hire you to do more action."</w:t>
         <w:br/>
-        <w:t xml:space="preserve"> For the good of this novel, it would be nice if Mackenzie reflects this "madness" of living, but instead he moves unconsciously through its pages, little understanding the sexual compulsion that drives him.</w:t>
+        <w:t>Even in his own genre, Bay is more comfortable elsewhere.</w:t>
         <w:br/>
-        <w:t xml:space="preserve"> Only as an old man does he see "as if looking down into a suddenly illuminated well that his charmed life has been a long torrent of fear, desire, ambition and guilt."</w:t>
+        <w:t xml:space="preserve"> </w:t>
         <w:br/>
-        <w:t xml:space="preserve"> Once settled in his Connecticut haven, he had become a serial adulterer, aided by a collection of pliant women, married and single, who inexplicably found him attractive.</w:t>
+        <w:t>Bay watch</w:t>
         <w:br/>
-        <w:t xml:space="preserve"> His family fades in meaning, his marriage dissolves and ends in tragedy. The experience leaves him even more numb than before.</w:t>
+        <w:t>Director Michael Bay brings in crowds. His movies average a blockbuster $147 million at the box office:</w:t>
         <w:br/>
-        <w:t xml:space="preserve"> Updike, among all novelists, is the most unromantic about the male-female relationship. He totes up the sights, sounds and smells of the human body and leaves the workings of the heart to others.</w:t>
+        <w:t>Box office (in millions)</w:t>
         <w:br/>
-        <w:t xml:space="preserve"> It's all biology, he believes. "Their bodies knew they would make great babies," comments the narrator in a bad Hemingway parody.</w:t>
+        <w:t>Bad Boys II (2003) $138.4</w:t>
         <w:br/>
-        <w:t xml:space="preserve"> As a writer, Updike has never been comfortable creating female characters, finding it easier to describe their sexual organs than their psyches. Things are unchanged here.</w:t>
+        <w:t>Pearl Harbor (2001) $198.5</w:t>
         <w:br/>
-        <w:t xml:space="preserve"> This is a book all about a man who beds women by the score, regardless of the consequences.</w:t>
+        <w:t>Armageddon (1998) $201.6</w:t>
         <w:br/>
-        <w:t xml:space="preserve"> Mackenzie ponders that "sex is a programmed delirium that rolls back death with death's own substance; it is the black space between the stars given sweet substance in our veins and crevices."</w:t>
+        <w:t>The Rock (1996) $134</w:t>
         <w:br/>
-        <w:t xml:space="preserve"> So, it's either biology or the hard-wiring installed in our computer brains that explain our lives.</w:t>
-        <w:br/>
-        <w:t xml:space="preserve"> "Let's just do it" is the command that has allowed Mackenzie "to enter into a realm wherein his own mysterious existence needed no explaining."</w:t>
-        <w:br/>
-        <w:t xml:space="preserve"> Isn't it the job of a novelist to explain the mystery of our existence, or at least to try?</w:t>
-        <w:br/>
-        <w:t xml:space="preserve"> For all his ruminations on the American soul in a career spanning five decades, Updike has concluded that the mystery is no mystery at all.</w:t>
-        <w:br/>
-        <w:t xml:space="preserve"> Just do it.</w:t>
-        <w:br/>
-        <w:t xml:space="preserve"> Knopf ($25)</w:t>
-        <w:br/>
-        <w:br/>
-        <w:t>Notes</w:t>
-        <w:br/>
-        <w:br/>
-        <w:t xml:space="preserve">Post-Gazette book editor Bob Hoover can be reached at bhoover@post-gazette.com or 412-263-1634. COLUMN&gt;BOOK REVIEW /COLUMN&gt;  </w:t>
+        <w:t>Bad Boys (1995) $65.8</w:t>
         <w:br/>
         <w:br/>
         <w:t>Graphic</w:t>
@@ -127,7 +111,7 @@
         <w:br/>
         <w:t xml:space="preserve"> </w:t>
         <w:br/>
-        <w:t>DRAWING: Ted Crow/Post-Gazette</w:t>
+        <w:t>PHOTO, B/W, Merrick Morton, DreamWorks Pictures</w:t>
       </w:r>
     </w:p>
     <w:sectPr>
